--- a/Screenshots.docx
+++ b/Screenshots.docx
@@ -119,6 +119,120 @@
                     <a:xfrm>
                       <a:off x="0" y="0"/>
                       <a:ext cx="5896798" cy="2924583"/>
+                    </a:xfrm>
+                    <a:prstGeom prst="rect">
+                      <a:avLst/>
+                    </a:prstGeom>
+                  </pic:spPr>
+                </pic:pic>
+              </a:graphicData>
+            </a:graphic>
+          </wp:inline>
+        </w:drawing>
+      </w:r>
+      <w:r>
+        <w:lastRenderedPageBreak/>
+        <w:drawing>
+          <wp:inline distT="0" distB="0" distL="0" distR="0" wp14:anchorId="52257FE8" wp14:editId="78B1D9C2">
+            <wp:extent cx="5943600" cy="6415405"/>
+            <wp:effectExtent l="0" t="0" r="0" b="4445"/>
+            <wp:docPr id="4" name="Picture 4"/>
+            <wp:cNvGraphicFramePr>
+              <a:graphicFrameLocks xmlns:a="http://schemas.openxmlformats.org/drawingml/2006/main" noChangeAspect="1"/>
+            </wp:cNvGraphicFramePr>
+            <a:graphic xmlns:a="http://schemas.openxmlformats.org/drawingml/2006/main">
+              <a:graphicData uri="http://schemas.openxmlformats.org/drawingml/2006/picture">
+                <pic:pic xmlns:pic="http://schemas.openxmlformats.org/drawingml/2006/picture">
+                  <pic:nvPicPr>
+                    <pic:cNvPr id="1" name=""/>
+                    <pic:cNvPicPr/>
+                  </pic:nvPicPr>
+                  <pic:blipFill>
+                    <a:blip r:embed="rId7"/>
+                    <a:stretch>
+                      <a:fillRect/>
+                    </a:stretch>
+                  </pic:blipFill>
+                  <pic:spPr>
+                    <a:xfrm>
+                      <a:off x="0" y="0"/>
+                      <a:ext cx="5943600" cy="6415405"/>
+                    </a:xfrm>
+                    <a:prstGeom prst="rect">
+                      <a:avLst/>
+                    </a:prstGeom>
+                  </pic:spPr>
+                </pic:pic>
+              </a:graphicData>
+            </a:graphic>
+          </wp:inline>
+        </w:drawing>
+      </w:r>
+      <w:r>
+        <w:lastRenderedPageBreak/>
+        <w:drawing>
+          <wp:inline distT="0" distB="0" distL="0" distR="0" wp14:anchorId="226B4902" wp14:editId="42BBF824">
+            <wp:extent cx="5943600" cy="6285230"/>
+            <wp:effectExtent l="0" t="0" r="0" b="1270"/>
+            <wp:docPr id="5" name="Picture 5"/>
+            <wp:cNvGraphicFramePr>
+              <a:graphicFrameLocks xmlns:a="http://schemas.openxmlformats.org/drawingml/2006/main" noChangeAspect="1"/>
+            </wp:cNvGraphicFramePr>
+            <a:graphic xmlns:a="http://schemas.openxmlformats.org/drawingml/2006/main">
+              <a:graphicData uri="http://schemas.openxmlformats.org/drawingml/2006/picture">
+                <pic:pic xmlns:pic="http://schemas.openxmlformats.org/drawingml/2006/picture">
+                  <pic:nvPicPr>
+                    <pic:cNvPr id="1" name=""/>
+                    <pic:cNvPicPr/>
+                  </pic:nvPicPr>
+                  <pic:blipFill>
+                    <a:blip r:embed="rId8"/>
+                    <a:stretch>
+                      <a:fillRect/>
+                    </a:stretch>
+                  </pic:blipFill>
+                  <pic:spPr>
+                    <a:xfrm>
+                      <a:off x="0" y="0"/>
+                      <a:ext cx="5943600" cy="6285230"/>
+                    </a:xfrm>
+                    <a:prstGeom prst="rect">
+                      <a:avLst/>
+                    </a:prstGeom>
+                  </pic:spPr>
+                </pic:pic>
+              </a:graphicData>
+            </a:graphic>
+          </wp:inline>
+        </w:drawing>
+      </w:r>
+      <w:r>
+        <w:lastRenderedPageBreak/>
+        <w:drawing>
+          <wp:inline distT="0" distB="0" distL="0" distR="0" wp14:anchorId="45770B6A" wp14:editId="02FDCCA9">
+            <wp:extent cx="5868219" cy="3048425"/>
+            <wp:effectExtent l="0" t="0" r="0" b="0"/>
+            <wp:docPr id="6" name="Picture 6"/>
+            <wp:cNvGraphicFramePr>
+              <a:graphicFrameLocks xmlns:a="http://schemas.openxmlformats.org/drawingml/2006/main" noChangeAspect="1"/>
+            </wp:cNvGraphicFramePr>
+            <a:graphic xmlns:a="http://schemas.openxmlformats.org/drawingml/2006/main">
+              <a:graphicData uri="http://schemas.openxmlformats.org/drawingml/2006/picture">
+                <pic:pic xmlns:pic="http://schemas.openxmlformats.org/drawingml/2006/picture">
+                  <pic:nvPicPr>
+                    <pic:cNvPr id="1" name=""/>
+                    <pic:cNvPicPr/>
+                  </pic:nvPicPr>
+                  <pic:blipFill>
+                    <a:blip r:embed="rId9"/>
+                    <a:stretch>
+                      <a:fillRect/>
+                    </a:stretch>
+                  </pic:blipFill>
+                  <pic:spPr>
+                    <a:xfrm>
+                      <a:off x="0" y="0"/>
+                      <a:ext cx="5868219" cy="3048425"/>
                     </a:xfrm>
                     <a:prstGeom prst="rect">
                       <a:avLst/>
